--- a/health-plan-docx-generator/word_templates/領據_處置費_扣稅_template.docx
+++ b/health-plan-docx-generator/word_templates/領據_處置費_扣稅_template.docx
@@ -221,12 +221,12 @@
         <w:tblLook w:val="04A0" w:firstRow="1" w:lastRow="0" w:firstColumn="1" w:lastColumn="0" w:noHBand="0" w:noVBand="1"/>
       </w:tblPr>
       <w:tblGrid>
-        <w:gridCol w:w="1800"/>
-        <w:gridCol w:w="1500"/>
-        <w:gridCol w:w="1500"/>
-        <w:gridCol w:w="1500"/>
-        <w:gridCol w:w="1900"/>
-        <w:gridCol w:w="1300"/>
+        <w:gridCol w:w="2400"/>
+        <w:gridCol w:w="1480"/>
+        <w:gridCol w:w="1480"/>
+        <w:gridCol w:w="1480"/>
+        <w:gridCol w:w="2168"/>
+        <w:gridCol w:w="1620"/>
       </w:tblGrid>
       <w:tr>
         <w:trPr>
@@ -234,7 +234,7 @@
         </w:trPr>
         <w:tc>
           <w:tcPr>
-            <w:tcW w:w="1800" w:type="dxa"/>
+            <w:tcW w:w="2400" w:type="dxa"/>
             <w:vAlign w:val="center"/>
           </w:tcPr>
           <w:p>
@@ -246,7 +246,7 @@
         </w:tc>
         <w:tc>
           <w:tcPr>
-            <w:tcW w:w="7700" w:type="dxa"/>
+            <w:tcW w:w="8228" w:type="dxa"/>
             <w:gridSpan w:val="5"/>
             <w:vAlign w:val="center"/>
           </w:tcPr>
@@ -274,7 +274,7 @@
         </w:trPr>
         <w:tc>
           <w:tcPr>
-            <w:tcW w:w="1800" w:type="dxa"/>
+            <w:tcW w:w="2400" w:type="dxa"/>
             <w:vAlign w:val="center"/>
           </w:tcPr>
           <w:p>
@@ -296,7 +296,7 @@
         </w:tc>
         <w:tc>
           <w:tcPr>
-            <w:tcW w:w="1500" w:type="dxa"/>
+            <w:tcW w:w="1480" w:type="dxa"/>
             <w:vAlign w:val="center"/>
           </w:tcPr>
           <w:p>
@@ -318,7 +318,7 @@
         </w:tc>
         <w:tc>
           <w:tcPr>
-            <w:tcW w:w="1500" w:type="dxa"/>
+            <w:tcW w:w="1480" w:type="dxa"/>
             <w:vAlign w:val="center"/>
           </w:tcPr>
           <w:p>
@@ -340,7 +340,7 @@
         </w:tc>
         <w:tc>
           <w:tcPr>
-            <w:tcW w:w="1500" w:type="dxa"/>
+            <w:tcW w:w="1480" w:type="dxa"/>
             <w:vAlign w:val="center"/>
           </w:tcPr>
           <w:p>
@@ -362,7 +362,7 @@
         </w:tc>
         <w:tc>
           <w:tcPr>
-            <w:tcW w:w="1900" w:type="dxa"/>
+            <w:tcW w:w="2168" w:type="dxa"/>
             <w:vAlign w:val="center"/>
           </w:tcPr>
           <w:p>
@@ -384,7 +384,7 @@
         </w:tc>
         <w:tc>
           <w:tcPr>
-            <w:tcW w:w="1300" w:type="dxa"/>
+            <w:tcW w:w="1620" w:type="dxa"/>
             <w:vAlign w:val="center"/>
           </w:tcPr>
           <w:p>
@@ -400,7 +400,7 @@
                 <w:sz w:val="28"/>
                 <w:szCs w:val="28"/>
               </w:rPr>
-              <w:t>總計</w:t>
+              <w:t>總計(元)</w:t>
             </w:r>
           </w:p>
         </w:tc>
@@ -411,7 +411,7 @@
         </w:trPr>
         <w:tc>
           <w:tcPr>
-            <w:tcW w:w="1800" w:type="dxa"/>
+            <w:tcW w:w="2400" w:type="dxa"/>
             <w:vAlign w:val="center"/>
           </w:tcPr>
           <w:p>
@@ -431,7 +431,7 @@
         </w:tc>
         <w:tc>
           <w:tcPr>
-            <w:tcW w:w="1500" w:type="dxa"/>
+            <w:tcW w:w="1480" w:type="dxa"/>
             <w:vAlign w:val="center"/>
           </w:tcPr>
           <w:p>
@@ -443,13 +443,13 @@
               <w:rPr>
                 <w:rFonts w:ascii="標楷體" w:eastAsia="標楷體"/>
               </w:rPr>
-              <w:t>60</w:t>
+              <w:t xml:space="preserve"/>
             </w:r>
           </w:p>
         </w:tc>
         <w:tc>
           <w:tcPr>
-            <w:tcW w:w="1500" w:type="dxa"/>
+            <w:tcW w:w="1480" w:type="dxa"/>
             <w:vAlign w:val="center"/>
           </w:tcPr>
           <w:p>
@@ -461,13 +461,13 @@
               <w:rPr>
                 <w:rFonts w:hint="eastAsia"/>
               </w:rPr>
-              <w:t>-</w:t>
+              <w:t xml:space="preserve"/>
             </w:r>
           </w:p>
         </w:tc>
         <w:tc>
           <w:tcPr>
-            <w:tcW w:w="1500" w:type="dxa"/>
+            <w:tcW w:w="1480" w:type="dxa"/>
             <w:vAlign w:val="center"/>
           </w:tcPr>
           <w:p>
@@ -479,13 +479,13 @@
               <w:rPr>
                 <w:rFonts w:hint="eastAsia"/>
               </w:rPr>
-              <w:t>-</w:t>
+              <w:t xml:space="preserve"/>
             </w:r>
           </w:p>
         </w:tc>
         <w:tc>
           <w:tcPr>
-            <w:tcW w:w="1900" w:type="dxa"/>
+            <w:tcW w:w="2168" w:type="dxa"/>
             <w:vAlign w:val="center"/>
           </w:tcPr>
           <w:p>
@@ -497,13 +497,13 @@
               <w:rPr>
                 <w:rFonts w:hint="eastAsia"/>
               </w:rPr>
-              <w:t>-</w:t>
+              <w:t xml:space="preserve"/>
             </w:r>
           </w:p>
         </w:tc>
         <w:tc>
           <w:tcPr>
-            <w:tcW w:w="1300" w:type="dxa"/>
+            <w:tcW w:w="1620" w:type="dxa"/>
             <w:vAlign w:val="center"/>
           </w:tcPr>
           <w:p>
@@ -515,7 +515,7 @@
               <w:rPr>
                 <w:rFonts w:ascii="標楷體" w:eastAsia="標楷體"/>
               </w:rPr>
-              <w:t>24,000</w:t>
+              <w:t xml:space="preserve"/>
             </w:r>
           </w:p>
         </w:tc>
@@ -526,7 +526,7 @@
         </w:trPr>
         <w:tc>
           <w:tcPr>
-            <w:tcW w:w="1800" w:type="dxa"/>
+            <w:tcW w:w="2400" w:type="dxa"/>
             <w:vAlign w:val="center"/>
           </w:tcPr>
           <w:p>
@@ -546,7 +546,7 @@
         </w:tc>
         <w:tc>
           <w:tcPr>
-            <w:tcW w:w="1500" w:type="dxa"/>
+            <w:tcW w:w="1480" w:type="dxa"/>
             <w:vAlign w:val="center"/>
           </w:tcPr>
           <w:p>
@@ -558,13 +558,13 @@
               <w:rPr>
                 <w:rFonts w:ascii="標楷體" w:eastAsia="標楷體"/>
               </w:rPr>
-              <w:t>24,000</w:t>
+              <w:t xml:space="preserve"/>
             </w:r>
           </w:p>
         </w:tc>
         <w:tc>
           <w:tcPr>
-            <w:tcW w:w="1500" w:type="dxa"/>
+            <w:tcW w:w="1480" w:type="dxa"/>
             <w:vAlign w:val="center"/>
           </w:tcPr>
           <w:p>
@@ -576,13 +576,13 @@
               <w:rPr>
                 <w:rFonts w:hint="eastAsia"/>
               </w:rPr>
-              <w:t>-</w:t>
+              <w:t xml:space="preserve"/>
             </w:r>
           </w:p>
         </w:tc>
         <w:tc>
           <w:tcPr>
-            <w:tcW w:w="1500" w:type="dxa"/>
+            <w:tcW w:w="1480" w:type="dxa"/>
             <w:vAlign w:val="center"/>
           </w:tcPr>
           <w:p>
@@ -594,13 +594,13 @@
               <w:rPr>
                 <w:rFonts w:hint="eastAsia"/>
               </w:rPr>
-              <w:t>-</w:t>
+              <w:t xml:space="preserve"/>
             </w:r>
           </w:p>
         </w:tc>
         <w:tc>
           <w:tcPr>
-            <w:tcW w:w="1900" w:type="dxa"/>
+            <w:tcW w:w="2168" w:type="dxa"/>
             <w:vAlign w:val="center"/>
           </w:tcPr>
           <w:p>
@@ -612,13 +612,13 @@
               <w:rPr>
                 <w:rFonts w:hint="eastAsia"/>
               </w:rPr>
-              <w:t>-</w:t>
+              <w:t xml:space="preserve"/>
             </w:r>
           </w:p>
         </w:tc>
         <w:tc>
           <w:tcPr>
-            <w:tcW w:w="1300" w:type="dxa"/>
+            <w:tcW w:w="1620" w:type="dxa"/>
             <w:vAlign w:val="center"/>
           </w:tcPr>
           <w:p>
@@ -630,7 +630,7 @@
               <w:rPr>
                 <w:rFonts w:ascii="標楷體" w:eastAsia="標楷體"/>
               </w:rPr>
-              <w:t>24,000</w:t>
+              <w:t xml:space="preserve"/>
             </w:r>
           </w:p>
         </w:tc>
@@ -862,7 +862,7 @@
                 <w:sz w:val="32"/>
                 <w:szCs w:val="32"/>
               </w:rPr>
-              <w:t>運動</w:t>
+              <w:t xml:space="preserve">運動、營養、社會、情緒調適處方處方費。新臺幣          元整。</w:t>
             </w:r>
             <w:proofErr w:type="gramStart"/>
             <w:r>
@@ -873,7 +873,7 @@
                 <w:sz w:val="32"/>
                 <w:szCs w:val="32"/>
               </w:rPr>
-              <w:t>處方處方</w:t>
+              <w:t/>
             </w:r>
             <w:proofErr w:type="gramEnd"/>
             <w:r>
@@ -884,7 +884,7 @@
                 <w:sz w:val="32"/>
                 <w:szCs w:val="32"/>
               </w:rPr>
-              <w:t>處置費。新臺幣</w:t>
+              <w:t xml:space="preserve"/>
             </w:r>
             <w:r>
               <w:rPr>
@@ -894,7 +894,7 @@
                 <w:sz w:val="32"/>
                 <w:szCs w:val="32"/>
               </w:rPr>
-              <w:t xml:space="preserve"> </w:t>
+              <w:t xml:space="preserve"/>
             </w:r>
             <w:r>
               <w:rPr>
@@ -905,7 +905,7 @@
                 <w:szCs w:val="32"/>
                 <w:u w:val="single"/>
               </w:rPr>
-              <w:t xml:space="preserve">24,000 </w:t>
+              <w:t xml:space="preserve"/>
             </w:r>
             <w:r>
               <w:rPr>
@@ -916,7 +916,7 @@
                 <w:szCs w:val="32"/>
                 <w:u w:val="single"/>
               </w:rPr>
-              <w:t>元整。</w:t>
+              <w:t xml:space="preserve"/>
             </w:r>
           </w:p>
           <w:tbl>
@@ -1306,7 +1306,7 @@
                       <w:kern w:val="0"/>
                       <w:sz w:val="22"/>
                     </w:rPr>
-                    <w:t>24,000</w:t>
+                    <w:t xml:space="preserve"/>
                   </w:r>
                 </w:p>
               </w:tc>
@@ -1338,7 +1338,7 @@
                     <w:rPr>
                       <w:rFonts w:ascii="標楷體" w:eastAsia="標楷體"/>
                     </w:rPr>
-                    <w:t>506</w:t>
+                    <w:t xml:space="preserve"/>
                   </w:r>
                 </w:p>
               </w:tc>
@@ -1370,7 +1370,7 @@
                     <w:rPr>
                       <w:rFonts w:ascii="標楷體" w:eastAsia="標楷體"/>
                     </w:rPr>
-                    <w:t>2,400</w:t>
+                    <w:t xml:space="preserve"/>
                   </w:r>
                 </w:p>
               </w:tc>
@@ -1402,7 +1402,7 @@
                     <w:rPr>
                       <w:rFonts w:ascii="標楷體" w:eastAsia="標楷體"/>
                     </w:rPr>
-                    <w:t>21,094</w:t>
+                    <w:t xml:space="preserve"/>
                   </w:r>
                 </w:p>
               </w:tc>
@@ -1603,7 +1603,7 @@
                 <w:sz w:val="32"/>
                 <w:szCs w:val="32"/>
               </w:rPr>
-              <w:t>具領人：賴麗明</w:t>
+              <w:t xml:space="preserve">具領人：</w:t>
             </w:r>
           </w:p>
           <w:p>
@@ -1624,7 +1624,7 @@
                 <w:sz w:val="32"/>
                 <w:szCs w:val="32"/>
               </w:rPr>
-              <w:t>身分證字號：A123456789</w:t>
+              <w:t xml:space="preserve">身分證字號：</w:t>
             </w:r>
           </w:p>
           <w:p>
@@ -1645,7 +1645,7 @@
                 <w:sz w:val="32"/>
                 <w:szCs w:val="32"/>
               </w:rPr>
-              <w:t>戶籍地址：台北市XX區YY路1號</w:t>
+              <w:t xml:space="preserve">戶籍地址：</w:t>
             </w:r>
           </w:p>
           <w:p>
@@ -1666,7 +1666,7 @@
                 <w:sz w:val="32"/>
                 <w:szCs w:val="32"/>
               </w:rPr>
-              <w:t>聯絡電話：0912345678</w:t>
+              <w:t xml:space="preserve">聯絡電話：</w:t>
             </w:r>
           </w:p>
           <w:p>
@@ -1687,7 +1687,7 @@
                 <w:sz w:val="32"/>
                 <w:szCs w:val="32"/>
               </w:rPr>
-              <w:t>戶名：蔡秉勳</w:t>
+              <w:t xml:space="preserve">戶名：</w:t>
             </w:r>
           </w:p>
           <w:p>
@@ -1708,7 +1708,7 @@
                 <w:sz w:val="32"/>
                 <w:szCs w:val="32"/>
               </w:rPr>
-              <w:t>銀行及分行：玉山銀行 台北分行</w:t>
+              <w:t xml:space="preserve">銀行及分行：</w:t>
             </w:r>
           </w:p>
           <w:p>
@@ -1729,7 +1729,7 @@
                 <w:sz w:val="32"/>
                 <w:szCs w:val="32"/>
               </w:rPr>
-              <w:t>銀行代碼：808</w:t>
+              <w:t xml:space="preserve">銀行代碼：</w:t>
             </w:r>
           </w:p>
           <w:p>
@@ -1750,7 +1750,7 @@
                 <w:sz w:val="32"/>
                 <w:szCs w:val="32"/>
               </w:rPr>
-              <w:t>帳號：1234567890</w:t>
+              <w:t xml:space="preserve">帳號：</w:t>
             </w:r>
           </w:p>
           <w:p>

--- a/health-plan-docx-generator/word_templates/領據_處置費_扣稅_template.docx
+++ b/health-plan-docx-generator/word_templates/領據_處置費_扣稅_template.docx
@@ -1036,7 +1036,7 @@
                       <w:kern w:val="0"/>
                       <w:sz w:val="22"/>
                     </w:rPr>
-                    <w:t xml:space="preserve"> 1.二代健保兼職人員給付金額達基本工資、租金、執行業務29,500元(含)以上執行代扣。</w:t>
+                    <w:t xml:space="preserve"> 1.二代健保兼職人員給付金額達基本工資、租金、執行業務20,000元(含)以上執行代扣。</w:t>
                   </w:r>
                 </w:p>
                 <w:p>

--- a/health-plan-docx-generator/word_templates/領據_處置費_扣稅_template.docx
+++ b/health-plan-docx-generator/word_templates/領據_處置費_扣稅_template.docx
@@ -221,12 +221,12 @@
         <w:tblLook w:val="04A0" w:firstRow="1" w:lastRow="0" w:firstColumn="1" w:lastColumn="0" w:noHBand="0" w:noVBand="1"/>
       </w:tblPr>
       <w:tblGrid>
-        <w:gridCol w:w="2400"/>
-        <w:gridCol w:w="1480"/>
-        <w:gridCol w:w="1480"/>
-        <w:gridCol w:w="1480"/>
-        <w:gridCol w:w="2168"/>
-        <w:gridCol w:w="1620"/>
+        <w:gridCol w:w="2172"/>
+        <w:gridCol w:w="1341"/>
+        <w:gridCol w:w="1341"/>
+        <w:gridCol w:w="1945"/>
+        <w:gridCol w:w="1418"/>
+        <w:gridCol w:w="1411"/>
       </w:tblGrid>
       <w:tr>
         <w:trPr>
@@ -234,7 +234,7 @@
         </w:trPr>
         <w:tc>
           <w:tcPr>
-            <w:tcW w:w="2400" w:type="dxa"/>
+            <w:tcW w:w="2172" w:type="dxa"/>
             <w:vAlign w:val="center"/>
           </w:tcPr>
           <w:p>
@@ -246,7 +246,7 @@
         </w:tc>
         <w:tc>
           <w:tcPr>
-            <w:tcW w:w="8228" w:type="dxa"/>
+            <w:tcW w:w="7456" w:type="dxa"/>
             <w:gridSpan w:val="5"/>
             <w:vAlign w:val="center"/>
           </w:tcPr>
@@ -274,7 +274,7 @@
         </w:trPr>
         <w:tc>
           <w:tcPr>
-            <w:tcW w:w="2400" w:type="dxa"/>
+            <w:tcW w:w="2172" w:type="dxa"/>
             <w:vAlign w:val="center"/>
           </w:tcPr>
           <w:p>
@@ -296,7 +296,7 @@
         </w:tc>
         <w:tc>
           <w:tcPr>
-            <w:tcW w:w="1480" w:type="dxa"/>
+            <w:tcW w:w="1341" w:type="dxa"/>
             <w:vAlign w:val="center"/>
           </w:tcPr>
           <w:p>
@@ -318,7 +318,7 @@
         </w:tc>
         <w:tc>
           <w:tcPr>
-            <w:tcW w:w="1480" w:type="dxa"/>
+            <w:tcW w:w="1341" w:type="dxa"/>
             <w:vAlign w:val="center"/>
           </w:tcPr>
           <w:p>
@@ -340,7 +340,7 @@
         </w:tc>
         <w:tc>
           <w:tcPr>
-            <w:tcW w:w="1480" w:type="dxa"/>
+            <w:tcW w:w="1945" w:type="dxa"/>
             <w:vAlign w:val="center"/>
           </w:tcPr>
           <w:p>
@@ -356,13 +356,13 @@
                 <w:sz w:val="28"/>
                 <w:szCs w:val="28"/>
               </w:rPr>
-              <w:t>社會處方</w:t>
+              <w:t>情緒調適處方</w:t>
             </w:r>
           </w:p>
         </w:tc>
         <w:tc>
           <w:tcPr>
-            <w:tcW w:w="2168" w:type="dxa"/>
+            <w:tcW w:w="1418" w:type="dxa"/>
             <w:vAlign w:val="center"/>
           </w:tcPr>
           <w:p>
@@ -378,13 +378,13 @@
                 <w:sz w:val="28"/>
                 <w:szCs w:val="28"/>
               </w:rPr>
-              <w:t>情緒調適處方</w:t>
+              <w:t>社會處方</w:t>
             </w:r>
           </w:p>
         </w:tc>
         <w:tc>
           <w:tcPr>
-            <w:tcW w:w="1620" w:type="dxa"/>
+            <w:tcW w:w="1411" w:type="dxa"/>
             <w:vAlign w:val="center"/>
           </w:tcPr>
           <w:p>
@@ -411,7 +411,7 @@
         </w:trPr>
         <w:tc>
           <w:tcPr>
-            <w:tcW w:w="2400" w:type="dxa"/>
+            <w:tcW w:w="2172" w:type="dxa"/>
             <w:vAlign w:val="center"/>
           </w:tcPr>
           <w:p>
@@ -431,7 +431,7 @@
         </w:tc>
         <w:tc>
           <w:tcPr>
-            <w:tcW w:w="1480" w:type="dxa"/>
+            <w:tcW w:w="1341" w:type="dxa"/>
             <w:vAlign w:val="center"/>
           </w:tcPr>
           <w:p>
@@ -439,17 +439,11 @@
               <w:spacing w:line="320" w:lineRule="exact"/>
               <w:jc w:val="center"/>
             </w:pPr>
-            <w:r>
-              <w:rPr>
-                <w:rFonts w:ascii="標楷體" w:eastAsia="標楷體"/>
-              </w:rPr>
-              <w:t xml:space="preserve"/>
-            </w:r>
           </w:p>
         </w:tc>
         <w:tc>
           <w:tcPr>
-            <w:tcW w:w="1480" w:type="dxa"/>
+            <w:tcW w:w="1341" w:type="dxa"/>
             <w:vAlign w:val="center"/>
           </w:tcPr>
           <w:p>
@@ -457,17 +451,11 @@
               <w:spacing w:line="320" w:lineRule="exact"/>
               <w:jc w:val="center"/>
             </w:pPr>
-            <w:r>
-              <w:rPr>
-                <w:rFonts w:hint="eastAsia"/>
-              </w:rPr>
-              <w:t xml:space="preserve"/>
-            </w:r>
           </w:p>
         </w:tc>
         <w:tc>
           <w:tcPr>
-            <w:tcW w:w="1480" w:type="dxa"/>
+            <w:tcW w:w="1945" w:type="dxa"/>
             <w:vAlign w:val="center"/>
           </w:tcPr>
           <w:p>
@@ -475,17 +463,11 @@
               <w:spacing w:line="320" w:lineRule="exact"/>
               <w:jc w:val="center"/>
             </w:pPr>
-            <w:r>
-              <w:rPr>
-                <w:rFonts w:hint="eastAsia"/>
-              </w:rPr>
-              <w:t xml:space="preserve"/>
-            </w:r>
           </w:p>
         </w:tc>
         <w:tc>
           <w:tcPr>
-            <w:tcW w:w="2168" w:type="dxa"/>
+            <w:tcW w:w="1418" w:type="dxa"/>
             <w:vAlign w:val="center"/>
           </w:tcPr>
           <w:p>
@@ -493,17 +475,11 @@
               <w:spacing w:line="320" w:lineRule="exact"/>
               <w:jc w:val="center"/>
             </w:pPr>
-            <w:r>
-              <w:rPr>
-                <w:rFonts w:hint="eastAsia"/>
-              </w:rPr>
-              <w:t xml:space="preserve"/>
-            </w:r>
           </w:p>
         </w:tc>
         <w:tc>
           <w:tcPr>
-            <w:tcW w:w="1620" w:type="dxa"/>
+            <w:tcW w:w="1411" w:type="dxa"/>
             <w:vAlign w:val="center"/>
           </w:tcPr>
           <w:p>
@@ -511,12 +487,6 @@
               <w:spacing w:line="320" w:lineRule="exact"/>
               <w:jc w:val="center"/>
             </w:pPr>
-            <w:r>
-              <w:rPr>
-                <w:rFonts w:ascii="標楷體" w:eastAsia="標楷體"/>
-              </w:rPr>
-              <w:t xml:space="preserve"/>
-            </w:r>
           </w:p>
         </w:tc>
       </w:tr>
@@ -526,7 +496,7 @@
         </w:trPr>
         <w:tc>
           <w:tcPr>
-            <w:tcW w:w="2400" w:type="dxa"/>
+            <w:tcW w:w="2172" w:type="dxa"/>
             <w:vAlign w:val="center"/>
           </w:tcPr>
           <w:p>
@@ -546,7 +516,7 @@
         </w:tc>
         <w:tc>
           <w:tcPr>
-            <w:tcW w:w="1480" w:type="dxa"/>
+            <w:tcW w:w="1341" w:type="dxa"/>
             <w:vAlign w:val="center"/>
           </w:tcPr>
           <w:p>
@@ -554,17 +524,11 @@
               <w:spacing w:line="320" w:lineRule="exact"/>
               <w:jc w:val="center"/>
             </w:pPr>
-            <w:r>
-              <w:rPr>
-                <w:rFonts w:ascii="標楷體" w:eastAsia="標楷體"/>
-              </w:rPr>
-              <w:t xml:space="preserve"/>
-            </w:r>
           </w:p>
         </w:tc>
         <w:tc>
           <w:tcPr>
-            <w:tcW w:w="1480" w:type="dxa"/>
+            <w:tcW w:w="1341" w:type="dxa"/>
             <w:vAlign w:val="center"/>
           </w:tcPr>
           <w:p>
@@ -572,17 +536,11 @@
               <w:spacing w:line="320" w:lineRule="exact"/>
               <w:jc w:val="center"/>
             </w:pPr>
-            <w:r>
-              <w:rPr>
-                <w:rFonts w:hint="eastAsia"/>
-              </w:rPr>
-              <w:t xml:space="preserve"/>
-            </w:r>
           </w:p>
         </w:tc>
         <w:tc>
           <w:tcPr>
-            <w:tcW w:w="1480" w:type="dxa"/>
+            <w:tcW w:w="1945" w:type="dxa"/>
             <w:vAlign w:val="center"/>
           </w:tcPr>
           <w:p>
@@ -590,17 +548,11 @@
               <w:spacing w:line="320" w:lineRule="exact"/>
               <w:jc w:val="center"/>
             </w:pPr>
-            <w:r>
-              <w:rPr>
-                <w:rFonts w:hint="eastAsia"/>
-              </w:rPr>
-              <w:t xml:space="preserve"/>
-            </w:r>
           </w:p>
         </w:tc>
         <w:tc>
           <w:tcPr>
-            <w:tcW w:w="2168" w:type="dxa"/>
+            <w:tcW w:w="1418" w:type="dxa"/>
             <w:vAlign w:val="center"/>
           </w:tcPr>
           <w:p>
@@ -608,17 +560,11 @@
               <w:spacing w:line="320" w:lineRule="exact"/>
               <w:jc w:val="center"/>
             </w:pPr>
-            <w:r>
-              <w:rPr>
-                <w:rFonts w:hint="eastAsia"/>
-              </w:rPr>
-              <w:t xml:space="preserve"/>
-            </w:r>
           </w:p>
         </w:tc>
         <w:tc>
           <w:tcPr>
-            <w:tcW w:w="1620" w:type="dxa"/>
+            <w:tcW w:w="1411" w:type="dxa"/>
             <w:vAlign w:val="center"/>
           </w:tcPr>
           <w:p>
@@ -626,12 +572,6 @@
               <w:spacing w:line="320" w:lineRule="exact"/>
               <w:jc w:val="center"/>
             </w:pPr>
-            <w:r>
-              <w:rPr>
-                <w:rFonts w:ascii="標楷體" w:eastAsia="標楷體"/>
-              </w:rPr>
-              <w:t xml:space="preserve"/>
-            </w:r>
           </w:p>
         </w:tc>
       </w:tr>
@@ -862,9 +802,8 @@
                 <w:sz w:val="32"/>
                 <w:szCs w:val="32"/>
               </w:rPr>
-              <w:t xml:space="preserve">運動、營養、社會、情緒調適處方處方費。新臺幣          元整。</w:t>
+              <w:t>運動、營養</w:t>
             </w:r>
-            <w:proofErr w:type="gramStart"/>
             <w:r>
               <w:rPr>
                 <w:rFonts w:ascii="標楷體" w:eastAsia="標楷體" w:hAnsi="標楷體"/>
@@ -873,9 +812,8 @@
                 <w:sz w:val="32"/>
                 <w:szCs w:val="32"/>
               </w:rPr>
-              <w:t/>
+              <w:t>、情緒調適</w:t>
             </w:r>
-            <w:proofErr w:type="gramEnd"/>
             <w:r>
               <w:rPr>
                 <w:rFonts w:ascii="標楷體" w:eastAsia="標楷體" w:hAnsi="標楷體"/>
@@ -884,39 +822,7 @@
                 <w:sz w:val="32"/>
                 <w:szCs w:val="32"/>
               </w:rPr>
-              <w:t xml:space="preserve"/>
-            </w:r>
-            <w:r>
-              <w:rPr>
-                <w:rFonts w:ascii="標楷體" w:eastAsia="標楷體" w:hAnsi="標楷體" w:hint="eastAsia"/>
-                <w:spacing w:val="10"/>
-                <w:kern w:val="0"/>
-                <w:sz w:val="32"/>
-                <w:szCs w:val="32"/>
-              </w:rPr>
-              <w:t xml:space="preserve"/>
-            </w:r>
-            <w:r>
-              <w:rPr>
-                <w:rFonts w:ascii="標楷體" w:eastAsia="標楷體" w:hAnsi="標楷體"/>
-                <w:spacing w:val="10"/>
-                <w:kern w:val="0"/>
-                <w:sz w:val="32"/>
-                <w:szCs w:val="32"/>
-                <w:u w:val="single"/>
-              </w:rPr>
-              <w:t xml:space="preserve"/>
-            </w:r>
-            <w:r>
-              <w:rPr>
-                <w:rFonts w:ascii="標楷體" w:eastAsia="標楷體" w:hAnsi="標楷體"/>
-                <w:spacing w:val="10"/>
-                <w:kern w:val="0"/>
-                <w:sz w:val="32"/>
-                <w:szCs w:val="32"/>
-                <w:u w:val="single"/>
-              </w:rPr>
-              <w:t xml:space="preserve"/>
+              <w:t>、社會處方處方費。新臺幣          元整。</w:t>
             </w:r>
           </w:p>
           <w:tbl>
@@ -1300,14 +1206,6 @@
                       <w:szCs w:val="28"/>
                     </w:rPr>
                   </w:pPr>
-                  <w:r>
-                    <w:rPr>
-                      <w:rFonts w:ascii="標楷體" w:eastAsia="標楷體" w:hAnsi="標楷體"/>
-                      <w:kern w:val="0"/>
-                      <w:sz w:val="22"/>
-                    </w:rPr>
-                    <w:t xml:space="preserve"/>
-                  </w:r>
                 </w:p>
               </w:tc>
               <w:tc>
@@ -1334,12 +1232,6 @@
                       <w:szCs w:val="28"/>
                     </w:rPr>
                   </w:pPr>
-                  <w:r>
-                    <w:rPr>
-                      <w:rFonts w:ascii="標楷體" w:eastAsia="標楷體"/>
-                    </w:rPr>
-                    <w:t xml:space="preserve"/>
-                  </w:r>
                 </w:p>
               </w:tc>
               <w:tc>
@@ -1366,12 +1258,6 @@
                       <w:szCs w:val="28"/>
                     </w:rPr>
                   </w:pPr>
-                  <w:r>
-                    <w:rPr>
-                      <w:rFonts w:ascii="標楷體" w:eastAsia="標楷體"/>
-                    </w:rPr>
-                    <w:t xml:space="preserve"/>
-                  </w:r>
                 </w:p>
               </w:tc>
               <w:tc>
@@ -1398,12 +1284,6 @@
                       <w:szCs w:val="28"/>
                     </w:rPr>
                   </w:pPr>
-                  <w:r>
-                    <w:rPr>
-                      <w:rFonts w:ascii="標楷體" w:eastAsia="標楷體"/>
-                    </w:rPr>
-                    <w:t xml:space="preserve"/>
-                  </w:r>
                 </w:p>
               </w:tc>
             </w:tr>
@@ -1603,7 +1483,7 @@
                 <w:sz w:val="32"/>
                 <w:szCs w:val="32"/>
               </w:rPr>
-              <w:t xml:space="preserve">具領人：</w:t>
+              <w:t>具領人：</w:t>
             </w:r>
           </w:p>
           <w:p>
@@ -1624,7 +1504,7 @@
                 <w:sz w:val="32"/>
                 <w:szCs w:val="32"/>
               </w:rPr>
-              <w:t xml:space="preserve">身分證字號：</w:t>
+              <w:t>身分證字號：</w:t>
             </w:r>
           </w:p>
           <w:p>
@@ -1645,7 +1525,7 @@
                 <w:sz w:val="32"/>
                 <w:szCs w:val="32"/>
               </w:rPr>
-              <w:t xml:space="preserve">戶籍地址：</w:t>
+              <w:t>戶籍地址：</w:t>
             </w:r>
           </w:p>
           <w:p>
@@ -1666,7 +1546,7 @@
                 <w:sz w:val="32"/>
                 <w:szCs w:val="32"/>
               </w:rPr>
-              <w:t xml:space="preserve">聯絡電話：</w:t>
+              <w:t>聯絡電話：</w:t>
             </w:r>
           </w:p>
           <w:p>
@@ -1687,7 +1567,7 @@
                 <w:sz w:val="32"/>
                 <w:szCs w:val="32"/>
               </w:rPr>
-              <w:t xml:space="preserve">戶名：</w:t>
+              <w:t>戶名：</w:t>
             </w:r>
           </w:p>
           <w:p>
@@ -1708,7 +1588,7 @@
                 <w:sz w:val="32"/>
                 <w:szCs w:val="32"/>
               </w:rPr>
-              <w:t xml:space="preserve">銀行及分行：</w:t>
+              <w:t>銀行及分行：</w:t>
             </w:r>
           </w:p>
           <w:p>
@@ -1729,7 +1609,7 @@
                 <w:sz w:val="32"/>
                 <w:szCs w:val="32"/>
               </w:rPr>
-              <w:t xml:space="preserve">銀行代碼：</w:t>
+              <w:t>銀行代碼：</w:t>
             </w:r>
           </w:p>
           <w:p>
@@ -1750,7 +1630,7 @@
                 <w:sz w:val="32"/>
                 <w:szCs w:val="32"/>
               </w:rPr>
-              <w:t xml:space="preserve">帳號：</w:t>
+              <w:t>帳號：</w:t>
             </w:r>
           </w:p>
           <w:p>
